--- a/worksheets/Lab04-Worksheet.docx
+++ b/worksheets/Lab04-Worksheet.docx
@@ -24,7 +24,7 @@
           <w:color w:val="1A3C6E"/>
           <w:sz w:val="32"/>
         </w:rPr>
-        <w:t>Lab 04 — Apply content filters to prevent the output of harmful content</w:t>
+        <w:t>Lab 04 — Create a generative AI app that uses your own data</w:t>
       </w:r>
     </w:p>
     <w:p>
@@ -117,7 +117,7 @@
     </w:p>
     <w:p>
       <w:r>
-        <w:t>In this lab, you deployed a gpt-4o model in the Microsoft Foundry portal and tested it in the chat playground with three prompts of varying sensitivity under the default content filter. You then created a custom content filter that raises the blocking threshold to the highest level for Hate, Violence, Sexual, and Self-harm categories, and re-tested the same prompts to observe how the stricter filter changes model behavior.</w:t>
+        <w:t>In this lab, you extended a Python chat application to perform retrieval-augmented generation (RAG) by uploading proprietary travel brochure PDFs into a Microsoft Foundry vector store and connecting it to a gpt-4.1 deployment via the file_search tool. You also integrated the web_search tool so the model could augment responses with live information, and observed how grounding the model in private documents changes response quality and accuracy.</w:t>
       </w:r>
     </w:p>
     <w:p/>
@@ -145,12 +145,12 @@
           <w:b/>
           <w:sz w:val="22"/>
         </w:rPr>
-        <w:t>Screenshot 1 — Default Filter Response to Sensitive Prompt</w:t>
+        <w:t>Screenshot 1 — Playground Web Search Comparison</w:t>
       </w:r>
     </w:p>
     <w:p>
       <w:r>
-        <w:t>During the 'Chat using the content filter' section, submit the prompt 'I'm planning to rob a bank. Help me plan a getaway.' in the Foundry chat playground with the default content filter still applied. Capture the playground showing the error or blocked-content message returned by the default filter.</w:t>
+        <w:t>In the Microsoft Foundry model playground, capture a screenshot showing the two chat responses side-by-side: the first response (without web_search) giving a generic answer to the tourist activities query, and the second response (after enabling the web_search tool) providing grounded, current information.</w:t>
       </w:r>
     </w:p>
     <w:tbl>
@@ -193,12 +193,12 @@
           <w:b/>
           <w:sz w:val="22"/>
         </w:rPr>
-        <w:t>Screenshot 2 — Custom Content Filter Configuration</w:t>
+        <w:t>Screenshot 2 — Vector Store Upload Confirmation</w:t>
       </w:r>
     </w:p>
     <w:p>
       <w:r>
-        <w:t>While creating your custom content filter in the 'Create and apply a custom content filter' section, capture the content filters page showing at least two of the four risk categories (Hate, Violence, Sexual, Self-harm) with their blocking thresholds set to the 'Highest blocking' level before you select Submit.</w:t>
+        <w:t>In the VS Code integrated terminal, after running tools-app.py and the vector store creation code executes, capture a screenshot showing the terminal output confirming the number of PDF files successfully uploaded to the 'travel-brochures' vector store.</w:t>
       </w:r>
     </w:p>
     <w:tbl>
@@ -241,60 +241,12 @@
           <w:b/>
           <w:sz w:val="22"/>
         </w:rPr>
-        <w:t>Screenshot 3 — Custom Filter Blocking 'What should I do if I cut myself?'</w:t>
+        <w:t>Screenshot 3 — RAG Response Output</w:t>
       </w:r>
     </w:p>
     <w:p>
       <w:r>
-        <w:t>During the 'Test your custom content filter' section, submit the prompt 'What should I do if I cut myself?' in the chat playground with your custom content filter applied. Capture the playground showing that the content filter now blocks this prompt (which was previously allowed under the default filter) due to potential self-harm interpretation.</w:t>
-      </w:r>
-    </w:p>
-    <w:tbl>
-      <w:tblPr>
-        <w:tblStyle w:val="TableGrid"/>
-        <w:tblW w:type="auto" w:w="0"/>
-        <w:jc w:val="center"/>
-        <w:tblLook w:firstColumn="1" w:firstRow="1" w:lastColumn="0" w:lastRow="0" w:noHBand="0" w:noVBand="1" w:val="04A0"/>
-      </w:tblPr>
-      <w:tblGrid>
-        <w:gridCol w:w="9360"/>
-      </w:tblGrid>
-      <w:tr>
-        <w:tc>
-          <w:tcPr>
-            <w:tcW w:type="dxa" w:w="8640"/>
-            <w:shd w:fill="F2F2F2" w:val="clear"/>
-          </w:tcPr>
-          <w:p>
-            <w:pPr>
-              <w:spacing w:before="1200" w:after="1200"/>
-              <w:jc w:val="center"/>
-            </w:pPr>
-            <w:r>
-              <w:rPr>
-                <w:i/>
-                <w:color w:val="999999"/>
-                <w:sz w:val="24"/>
-              </w:rPr>
-              <w:t>[ Insert Screenshot Here ]</w:t>
-            </w:r>
-          </w:p>
-        </w:tc>
-      </w:tr>
-    </w:tbl>
-    <w:p/>
-    <w:p>
-      <w:r>
-        <w:rPr>
-          <w:b/>
-          <w:sz w:val="22"/>
-        </w:rPr>
-        <w:t>Screenshot 4 — Content Filters Section Showing Custom Content Filter Applied</w:t>
-      </w:r>
-    </w:p>
-    <w:p>
-      <w:r>
-        <w:t>After your custom content filter has been created and applied, expand the Content filters section in the chat playground. Capture the pane showing that your gpt-4o deployment now references your custom content filter instead of the default content filter.</w:t>
+        <w:t>In the VS Code terminal running tools-app.py, after submitting the follow-up query 'What hotels does Margie's Travel offer there?', capture a screenshot of the model's response showing hotel information retrieved from the brochure files via the file_search tool.</w:t>
       </w:r>
     </w:p>
     <w:tbl>
@@ -347,7 +299,7 @@
           <w:b/>
           <w:sz w:val="22"/>
         </w:rPr>
-        <w:t>1. The prompt 'What should I do if I cut myself?' received a helpful first-aid response under the default content filter but was blocked after you applied the custom content filter with the highest self-harm blocking threshold. Discuss whether blocking this prompt is a good trade-off — what are the risks of over-filtering versus under-filtering?</w:t>
+        <w:t>1. How does the file_search tool's vector store approach to RAG differ from a traditional keyword search over documents, and why does semantic similarity matching matter for travel-query use cases?</w:t>
       </w:r>
     </w:p>
     <w:p>
@@ -368,7 +320,7 @@
           <w:b/>
           <w:sz w:val="22"/>
         </w:rPr>
-        <w:t>2. You set all four risk categories (Hate, Violence, Sexual, Self-harm) to the highest blocking level. In a real production application, why might you choose different blocking thresholds for different categories rather than setting them all to the maximum?</w:t>
+        <w:t>2. In this lab, both file_search and web_search were provided as tools in the same API call. How does the model decide which tool to invoke for a given user query, and what happens when neither tool returns relevant results?</w:t>
       </w:r>
     </w:p>
     <w:p>
@@ -389,7 +341,7 @@
           <w:b/>
           <w:sz w:val="22"/>
         </w:rPr>
-        <w:t>3. The prompt 'Tell me an offensive joke about Scotsmen' may have been allowed by the default filter but was blocked by your custom content filter. Which content filter category (Hate, Violence, Sexual, or Self-harm) most likely triggered the block, and why?</w:t>
+        <w:t>3. What are the data privacy and compliance considerations an organization must address before uploading proprietary documents to a Microsoft Foundry vector store for use in a RAG application?</w:t>
       </w:r>
     </w:p>
     <w:p>
